--- a/docs/02-users-and-requirements.docx
+++ b/docs/02-users-and-requirements.docx
@@ -732,6 +732,7 @@
             <w:pPr>
               <w:pStyle w:val="Normal"/>
               <w:widowControl/>
+              <w:suppressAutoHyphens w:val="true"/>
               <w:spacing w:lineRule="auto" w:line="276" w:before="60" w:after="60"/>
               <w:jc w:val="both"/>
               <w:rPr>
@@ -763,6 +764,7 @@
             <w:pPr>
               <w:pStyle w:val="Normal"/>
               <w:widowControl/>
+              <w:suppressAutoHyphens w:val="true"/>
               <w:spacing w:lineRule="auto" w:line="276" w:before="60" w:after="60"/>
               <w:jc w:val="both"/>
               <w:rPr>
@@ -797,6 +799,7 @@
             <w:pPr>
               <w:pStyle w:val="Normal"/>
               <w:widowControl/>
+              <w:suppressAutoHyphens w:val="true"/>
               <w:spacing w:lineRule="auto" w:line="276" w:before="60" w:after="60"/>
               <w:jc w:val="both"/>
               <w:rPr>
@@ -824,6 +827,7 @@
             <w:pPr>
               <w:pStyle w:val="Normal"/>
               <w:widowControl/>
+              <w:suppressAutoHyphens w:val="true"/>
               <w:spacing w:lineRule="auto" w:line="276" w:before="60" w:after="60"/>
               <w:jc w:val="both"/>
               <w:rPr>
@@ -854,6 +858,7 @@
             <w:pPr>
               <w:pStyle w:val="Normal"/>
               <w:widowControl/>
+              <w:suppressAutoHyphens w:val="true"/>
               <w:spacing w:lineRule="auto" w:line="276" w:before="60" w:after="60"/>
               <w:jc w:val="both"/>
               <w:rPr>
@@ -881,6 +886,7 @@
             <w:pPr>
               <w:pStyle w:val="Normal"/>
               <w:widowControl/>
+              <w:suppressAutoHyphens w:val="true"/>
               <w:spacing w:lineRule="auto" w:line="276" w:before="60" w:after="60"/>
               <w:jc w:val="both"/>
               <w:rPr>
@@ -911,6 +917,7 @@
             <w:pPr>
               <w:pStyle w:val="Normal"/>
               <w:widowControl/>
+              <w:suppressAutoHyphens w:val="true"/>
               <w:spacing w:lineRule="auto" w:line="276" w:before="60" w:after="60"/>
               <w:jc w:val="both"/>
               <w:rPr>
@@ -938,6 +945,7 @@
             <w:pPr>
               <w:pStyle w:val="Normal"/>
               <w:widowControl/>
+              <w:suppressAutoHyphens w:val="true"/>
               <w:spacing w:lineRule="auto" w:line="276" w:before="60" w:after="60"/>
               <w:jc w:val="both"/>
               <w:rPr>
@@ -968,6 +976,7 @@
             <w:pPr>
               <w:pStyle w:val="Normal"/>
               <w:widowControl/>
+              <w:suppressAutoHyphens w:val="true"/>
               <w:spacing w:lineRule="auto" w:line="276" w:before="60" w:after="60"/>
               <w:jc w:val="both"/>
               <w:rPr>
@@ -995,6 +1004,7 @@
             <w:pPr>
               <w:pStyle w:val="Normal"/>
               <w:widowControl/>
+              <w:suppressAutoHyphens w:val="true"/>
               <w:spacing w:lineRule="auto" w:line="276" w:before="60" w:after="60"/>
               <w:jc w:val="both"/>
               <w:rPr>
@@ -1137,35 +1147,7 @@
           <w:sz w:val="28"/>
           <w:szCs w:val="28"/>
         </w:rPr>
-        <w:t>Клиент должен иметь возможность зарегистрироваться в системе, указав имя</w:t>
-      </w:r>
-      <w:r>
-        <w:rPr>
-          <w:sz w:val="28"/>
-          <w:szCs w:val="28"/>
-        </w:rPr>
-        <w:t xml:space="preserve">, </w:t>
-      </w:r>
-      <w:r>
-        <w:rPr>
-          <w:sz w:val="28"/>
-          <w:szCs w:val="28"/>
-        </w:rPr>
-        <w:t xml:space="preserve">номер телефона </w:t>
-      </w:r>
-      <w:r>
-        <w:rPr>
-          <w:sz w:val="28"/>
-          <w:szCs w:val="28"/>
-        </w:rPr>
-        <w:t>и пароль</w:t>
-      </w:r>
-      <w:r>
-        <w:rPr>
-          <w:sz w:val="28"/>
-          <w:szCs w:val="28"/>
-        </w:rPr>
-        <w:t xml:space="preserve">. </w:t>
+        <w:t xml:space="preserve">Клиент должен иметь возможность зарегистрироваться в системе, указав имя, номер телефона и пароль. </w:t>
       </w:r>
     </w:p>
     <w:p>
@@ -1189,21 +1171,7 @@
           <w:sz w:val="28"/>
           <w:szCs w:val="28"/>
         </w:rPr>
-        <w:t xml:space="preserve">Зарегистрированный пользователь должен иметь возможность входить в систему </w:t>
-      </w:r>
-      <w:r>
-        <w:rPr>
-          <w:sz w:val="28"/>
-          <w:szCs w:val="28"/>
-        </w:rPr>
-        <w:t>по номеру телефона и паролю</w:t>
-      </w:r>
-      <w:r>
-        <w:rPr>
-          <w:sz w:val="28"/>
-          <w:szCs w:val="28"/>
-        </w:rPr>
-        <w:t xml:space="preserve">. </w:t>
+        <w:t xml:space="preserve">Зарегистрированный пользователь должен иметь возможность входить в систему по номеру телефона и паролю. </w:t>
       </w:r>
     </w:p>
     <w:p>
@@ -1516,6 +1484,30 @@
           <w:szCs w:val="28"/>
         </w:rPr>
         <w:t xml:space="preserve">Администратор должен иметь возможность просматривать все записи и общее расписание мастеров. </w:t>
+      </w:r>
+    </w:p>
+    <w:p>
+      <w:pPr>
+        <w:pStyle w:val="ListParagraph"/>
+        <w:numPr>
+          <w:ilvl w:val="0"/>
+          <w:numId w:val="3"/>
+        </w:numPr>
+        <w:spacing w:lineRule="auto" w:line="360" w:before="60" w:after="60"/>
+        <w:ind w:firstLine="708" w:start="0"/>
+        <w:contextualSpacing/>
+        <w:jc w:val="both"/>
+        <w:rPr>
+          <w:sz w:val="28"/>
+          <w:szCs w:val="28"/>
+        </w:rPr>
+      </w:pPr>
+      <w:r>
+        <w:rPr>
+          <w:sz w:val="28"/>
+          <w:szCs w:val="28"/>
+        </w:rPr>
+        <w:t>Администратор должен иметь возможность просматривать и изменять имя и номер телефона клиента.</w:t>
       </w:r>
     </w:p>
     <w:p>
@@ -2703,6 +2695,7 @@
     <w:qFormat/>
     <w:pPr>
       <w:widowControl/>
+      <w:suppressAutoHyphens w:val="true"/>
       <w:bidi w:val="0"/>
       <w:spacing w:before="0" w:after="0"/>
       <w:jc w:val="start"/>
@@ -5747,9 +5740,16 @@
       <w:sz w:val="24"/>
     </w:rPr>
   </w:style>
+  <w:style w:type="character" w:styleId="FootnoteCharactersuser">
+    <w:name w:val="Footnote Characters (user)"/>
+    <w:link w:val="125"/>
+    <w:qFormat/>
+    <w:rPr>
+      <w:vertAlign w:val="superscript"/>
+    </w:rPr>
+  </w:style>
   <w:style w:type="character" w:styleId="FootnoteCharacters">
     <w:name w:val="Footnote Characters"/>
-    <w:link w:val="125"/>
     <w:qFormat/>
     <w:rPr>
       <w:vertAlign w:val="superscript"/>
@@ -5914,9 +5914,16 @@
       <w:sz w:val="24"/>
     </w:rPr>
   </w:style>
+  <w:style w:type="character" w:styleId="EndnoteCharactersuser">
+    <w:name w:val="Endnote Characters (user)"/>
+    <w:link w:val="126"/>
+    <w:qFormat/>
+    <w:rPr>
+      <w:vertAlign w:val="superscript"/>
+    </w:rPr>
+  </w:style>
   <w:style w:type="character" w:styleId="EndnoteCharacters">
     <w:name w:val="Endnote Characters"/>
-    <w:link w:val="126"/>
     <w:qFormat/>
     <w:rPr>
       <w:vertAlign w:val="superscript"/>
@@ -9423,6 +9430,7 @@
     <w:qFormat/>
     <w:pPr>
       <w:widowControl/>
+      <w:suppressAutoHyphens w:val="true"/>
       <w:bidi w:val="0"/>
       <w:spacing w:before="0" w:after="0"/>
       <w:jc w:val="start"/>
@@ -9457,6 +9465,7 @@
     <w:qFormat/>
     <w:pPr>
       <w:widowControl/>
+      <w:suppressAutoHyphens w:val="true"/>
       <w:bidi w:val="0"/>
       <w:spacing w:before="0" w:after="0"/>
       <w:jc w:val="start"/>
@@ -9476,6 +9485,7 @@
     <w:qFormat/>
     <w:pPr>
       <w:widowControl/>
+      <w:suppressAutoHyphens w:val="true"/>
       <w:bidi w:val="0"/>
       <w:spacing w:before="0" w:after="0"/>
       <w:jc w:val="start"/>
@@ -9495,6 +9505,7 @@
     <w:qFormat/>
     <w:pPr>
       <w:widowControl/>
+      <w:suppressAutoHyphens w:val="true"/>
       <w:bidi w:val="0"/>
       <w:spacing w:before="0" w:after="0"/>
       <w:jc w:val="start"/>
@@ -9536,6 +9547,7 @@
     <w:qFormat/>
     <w:pPr>
       <w:widowControl/>
+      <w:suppressAutoHyphens w:val="true"/>
       <w:bidi w:val="0"/>
       <w:spacing w:before="0" w:after="0"/>
       <w:jc w:val="start"/>
@@ -9567,6 +9579,7 @@
     <w:qFormat/>
     <w:pPr>
       <w:widowControl/>
+      <w:suppressAutoHyphens w:val="true"/>
       <w:bidi w:val="0"/>
       <w:spacing w:before="0" w:after="0"/>
       <w:jc w:val="start"/>
@@ -9601,6 +9614,7 @@
     <w:qFormat/>
     <w:pPr>
       <w:widowControl/>
+      <w:suppressAutoHyphens w:val="true"/>
       <w:bidi w:val="0"/>
       <w:spacing w:before="0" w:after="0"/>
       <w:jc w:val="start"/>
@@ -9623,6 +9637,7 @@
     <w:qFormat/>
     <w:pPr>
       <w:widowControl/>
+      <w:suppressAutoHyphens w:val="true"/>
       <w:bidi w:val="0"/>
       <w:spacing w:before="0" w:after="0"/>
       <w:jc w:val="start"/>
@@ -9643,6 +9658,7 @@
     <w:qFormat/>
     <w:pPr>
       <w:widowControl/>
+      <w:suppressAutoHyphens w:val="true"/>
       <w:bidi w:val="0"/>
       <w:spacing w:before="0" w:after="0"/>
       <w:jc w:val="start"/>
@@ -9662,6 +9678,7 @@
     <w:qFormat/>
     <w:pPr>
       <w:widowControl/>
+      <w:suppressAutoHyphens w:val="true"/>
       <w:bidi w:val="0"/>
       <w:spacing w:before="0" w:after="0"/>
       <w:jc w:val="start"/>
@@ -9691,6 +9708,7 @@
     <w:qFormat/>
     <w:pPr>
       <w:widowControl/>
+      <w:suppressAutoHyphens w:val="true"/>
       <w:bidi w:val="0"/>
       <w:spacing w:before="0" w:after="0"/>
       <w:jc w:val="start"/>
@@ -9710,6 +9728,7 @@
     <w:qFormat/>
     <w:pPr>
       <w:widowControl/>
+      <w:suppressAutoHyphens w:val="true"/>
       <w:bidi w:val="0"/>
       <w:spacing w:before="0" w:after="0"/>
       <w:jc w:val="start"/>
@@ -9729,6 +9748,7 @@
     <w:qFormat/>
     <w:pPr>
       <w:widowControl/>
+      <w:suppressAutoHyphens w:val="true"/>
       <w:bidi w:val="0"/>
       <w:spacing w:before="0" w:after="0"/>
       <w:jc w:val="start"/>
@@ -9760,6 +9780,7 @@
     <w:qFormat/>
     <w:pPr>
       <w:widowControl/>
+      <w:suppressAutoHyphens w:val="true"/>
       <w:bidi w:val="0"/>
       <w:spacing w:before="0" w:after="0"/>
       <w:jc w:val="start"/>
@@ -9780,6 +9801,7 @@
     <w:qFormat/>
     <w:pPr>
       <w:widowControl/>
+      <w:suppressAutoHyphens w:val="true"/>
       <w:bidi w:val="0"/>
       <w:spacing w:before="0" w:after="0"/>
       <w:jc w:val="start"/>
@@ -9799,6 +9821,7 @@
     <w:qFormat/>
     <w:pPr>
       <w:widowControl/>
+      <w:suppressAutoHyphens w:val="true"/>
       <w:bidi w:val="0"/>
       <w:spacing w:before="0" w:after="0"/>
       <w:jc w:val="start"/>
@@ -9852,6 +9875,7 @@
     <w:qFormat/>
     <w:pPr>
       <w:widowControl/>
+      <w:suppressAutoHyphens w:val="true"/>
       <w:bidi w:val="0"/>
       <w:spacing w:before="0" w:after="0"/>
       <w:jc w:val="start"/>
@@ -9871,6 +9895,7 @@
     <w:qFormat/>
     <w:pPr>
       <w:widowControl/>
+      <w:suppressAutoHyphens w:val="true"/>
       <w:bidi w:val="0"/>
       <w:spacing w:before="0" w:after="0"/>
       <w:jc w:val="start"/>
@@ -9892,6 +9917,7 @@
     <w:qFormat/>
     <w:pPr>
       <w:widowControl/>
+      <w:suppressAutoHyphens w:val="true"/>
       <w:bidi w:val="0"/>
       <w:spacing w:before="0" w:after="0"/>
       <w:jc w:val="start"/>
@@ -9922,6 +9948,7 @@
     <w:qFormat/>
     <w:pPr>
       <w:widowControl/>
+      <w:suppressAutoHyphens w:val="true"/>
       <w:bidi w:val="0"/>
       <w:spacing w:before="0" w:after="0"/>
       <w:jc w:val="start"/>
@@ -9998,6 +10025,7 @@
     <w:qFormat/>
     <w:pPr>
       <w:widowControl/>
+      <w:suppressAutoHyphens w:val="true"/>
       <w:bidi w:val="0"/>
       <w:spacing w:before="0" w:after="0"/>
       <w:jc w:val="start"/>
@@ -10018,6 +10046,7 @@
     <w:qFormat/>
     <w:pPr>
       <w:widowControl/>
+      <w:suppressAutoHyphens w:val="true"/>
       <w:bidi w:val="0"/>
       <w:spacing w:before="0" w:after="0"/>
       <w:jc w:val="start"/>
@@ -10038,6 +10067,7 @@
     <w:qFormat/>
     <w:pPr>
       <w:widowControl/>
+      <w:suppressAutoHyphens w:val="true"/>
       <w:bidi w:val="0"/>
       <w:spacing w:before="0" w:after="0"/>
       <w:jc w:val="start"/>
@@ -10058,6 +10088,7 @@
     <w:qFormat/>
     <w:pPr>
       <w:widowControl/>
+      <w:suppressAutoHyphens w:val="true"/>
       <w:bidi w:val="0"/>
       <w:spacing w:before="0" w:after="0"/>
       <w:jc w:val="start"/>
@@ -10088,6 +10119,7 @@
     <w:qFormat/>
     <w:pPr>
       <w:widowControl/>
+      <w:suppressAutoHyphens w:val="true"/>
       <w:bidi w:val="0"/>
       <w:spacing w:before="0" w:after="0"/>
       <w:jc w:val="start"/>
@@ -10119,6 +10151,7 @@
     <w:qFormat/>
     <w:pPr>
       <w:widowControl/>
+      <w:suppressAutoHyphens w:val="true"/>
       <w:bidi w:val="0"/>
       <w:spacing w:before="0" w:after="0"/>
       <w:jc w:val="start"/>
@@ -10138,6 +10171,7 @@
     <w:qFormat/>
     <w:pPr>
       <w:widowControl/>
+      <w:suppressAutoHyphens w:val="true"/>
       <w:bidi w:val="0"/>
       <w:spacing w:before="0" w:after="0"/>
       <w:jc w:val="start"/>
@@ -10192,6 +10226,7 @@
     <w:uiPriority w:val="39"/>
     <w:pPr>
       <w:widowControl/>
+      <w:suppressAutoHyphens w:val="true"/>
       <w:bidi w:val="0"/>
       <w:spacing w:before="0" w:after="0"/>
       <w:ind w:start="1000"/>
@@ -10212,6 +10247,7 @@
     <w:qFormat/>
     <w:pPr>
       <w:widowControl/>
+      <w:suppressAutoHyphens w:val="true"/>
       <w:bidi w:val="0"/>
       <w:spacing w:before="0" w:after="0"/>
       <w:jc w:val="start"/>
@@ -10232,6 +10268,7 @@
     <w:qFormat/>
     <w:pPr>
       <w:widowControl/>
+      <w:suppressAutoHyphens w:val="true"/>
       <w:bidi w:val="0"/>
       <w:spacing w:before="0" w:after="0"/>
       <w:jc w:val="start"/>
@@ -10357,6 +10394,7 @@
     <w:qFormat/>
     <w:pPr>
       <w:widowControl/>
+      <w:suppressAutoHyphens w:val="true"/>
       <w:bidi w:val="0"/>
       <w:spacing w:before="0" w:after="0"/>
       <w:jc w:val="start"/>
@@ -10396,6 +10434,7 @@
     <w:qFormat/>
     <w:pPr>
       <w:widowControl/>
+      <w:suppressAutoHyphens w:val="true"/>
       <w:bidi w:val="0"/>
       <w:spacing w:before="0" w:after="0"/>
       <w:jc w:val="start"/>
@@ -10460,6 +10499,7 @@
     <w:qFormat/>
     <w:pPr>
       <w:widowControl/>
+      <w:suppressAutoHyphens w:val="true"/>
       <w:bidi w:val="0"/>
       <w:spacing w:before="0" w:after="0"/>
       <w:jc w:val="start"/>
@@ -10479,6 +10519,7 @@
     <w:qFormat/>
     <w:pPr>
       <w:widowControl/>
+      <w:suppressAutoHyphens w:val="true"/>
       <w:bidi w:val="0"/>
       <w:spacing w:before="0" w:after="0"/>
       <w:jc w:val="start"/>
@@ -10510,6 +10551,7 @@
     <w:qFormat/>
     <w:pPr>
       <w:widowControl/>
+      <w:suppressAutoHyphens w:val="true"/>
       <w:bidi w:val="0"/>
       <w:spacing w:before="0" w:after="0"/>
       <w:jc w:val="start"/>
@@ -10545,6 +10587,7 @@
     <w:qFormat/>
     <w:pPr>
       <w:widowControl/>
+      <w:suppressAutoHyphens w:val="true"/>
       <w:bidi w:val="0"/>
       <w:spacing w:before="0" w:after="0"/>
       <w:jc w:val="start"/>
@@ -10565,6 +10608,7 @@
     <w:qFormat/>
     <w:pPr>
       <w:widowControl/>
+      <w:suppressAutoHyphens w:val="true"/>
       <w:bidi w:val="0"/>
       <w:spacing w:before="0" w:after="0"/>
       <w:jc w:val="start"/>
@@ -10617,6 +10661,7 @@
     <w:qFormat/>
     <w:pPr>
       <w:widowControl/>
+      <w:suppressAutoHyphens w:val="true"/>
       <w:bidi w:val="0"/>
       <w:spacing w:before="0" w:after="0"/>
       <w:jc w:val="start"/>
@@ -10638,6 +10683,7 @@
     <w:qFormat/>
     <w:pPr>
       <w:widowControl/>
+      <w:suppressAutoHyphens w:val="true"/>
       <w:bidi w:val="0"/>
       <w:spacing w:before="0" w:after="0"/>
       <w:jc w:val="start"/>
@@ -10657,6 +10703,7 @@
     <w:qFormat/>
     <w:pPr>
       <w:widowControl/>
+      <w:suppressAutoHyphens w:val="true"/>
       <w:bidi w:val="0"/>
       <w:spacing w:before="0" w:after="0"/>
       <w:jc w:val="start"/>
@@ -10678,6 +10725,7 @@
     <w:qFormat/>
     <w:pPr>
       <w:widowControl/>
+      <w:suppressAutoHyphens w:val="true"/>
       <w:bidi w:val="0"/>
       <w:spacing w:before="0" w:after="0"/>
       <w:jc w:val="start"/>
@@ -10699,6 +10747,7 @@
     <w:qFormat/>
     <w:pPr>
       <w:widowControl/>
+      <w:suppressAutoHyphens w:val="true"/>
       <w:bidi w:val="0"/>
       <w:spacing w:before="0" w:after="0"/>
       <w:jc w:val="start"/>
@@ -10719,6 +10768,7 @@
     <w:qFormat/>
     <w:pPr>
       <w:widowControl/>
+      <w:suppressAutoHyphens w:val="true"/>
       <w:bidi w:val="0"/>
       <w:spacing w:before="0" w:after="0"/>
       <w:jc w:val="start"/>
@@ -10746,6 +10796,7 @@
     <w:qFormat/>
     <w:pPr>
       <w:widowControl/>
+      <w:suppressAutoHyphens w:val="true"/>
       <w:bidi w:val="0"/>
       <w:spacing w:before="0" w:after="0"/>
       <w:jc w:val="start"/>
@@ -10767,6 +10818,7 @@
     <w:qFormat/>
     <w:pPr>
       <w:widowControl/>
+      <w:suppressAutoHyphens w:val="true"/>
       <w:bidi w:val="0"/>
       <w:spacing w:before="0" w:after="0"/>
       <w:jc w:val="start"/>
@@ -10795,6 +10847,7 @@
     <w:qFormat/>
     <w:pPr>
       <w:widowControl/>
+      <w:suppressAutoHyphens w:val="true"/>
       <w:bidi w:val="0"/>
       <w:spacing w:before="0" w:after="0"/>
       <w:jc w:val="start"/>
@@ -10844,6 +10897,7 @@
     <w:qFormat/>
     <w:pPr>
       <w:widowControl/>
+      <w:suppressAutoHyphens w:val="true"/>
       <w:bidi w:val="0"/>
       <w:spacing w:before="0" w:after="0"/>
       <w:jc w:val="start"/>
@@ -10863,6 +10917,7 @@
     <w:qFormat/>
     <w:pPr>
       <w:widowControl/>
+      <w:suppressAutoHyphens w:val="true"/>
       <w:bidi w:val="0"/>
       <w:spacing w:before="0" w:after="0"/>
       <w:ind w:firstLine="851"/>
@@ -10883,6 +10938,7 @@
     <w:qFormat/>
     <w:pPr>
       <w:widowControl/>
+      <w:suppressAutoHyphens w:val="true"/>
       <w:bidi w:val="0"/>
       <w:spacing w:before="0" w:after="0"/>
       <w:jc w:val="start"/>
@@ -10962,6 +11018,7 @@
     <w:qFormat/>
     <w:pPr>
       <w:widowControl/>
+      <w:suppressAutoHyphens w:val="true"/>
       <w:bidi w:val="0"/>
       <w:spacing w:before="0" w:after="0"/>
       <w:jc w:val="start"/>
@@ -10982,6 +11039,7 @@
     <w:qFormat/>
     <w:pPr>
       <w:widowControl/>
+      <w:suppressAutoHyphens w:val="true"/>
       <w:bidi w:val="0"/>
       <w:spacing w:before="0" w:after="0"/>
       <w:jc w:val="start"/>
@@ -11032,6 +11090,7 @@
     <w:qFormat/>
     <w:pPr>
       <w:widowControl/>
+      <w:suppressAutoHyphens w:val="true"/>
       <w:bidi w:val="0"/>
       <w:spacing w:before="0" w:after="0"/>
       <w:jc w:val="start"/>
@@ -11062,6 +11121,7 @@
     <w:qFormat/>
     <w:pPr>
       <w:widowControl/>
+      <w:suppressAutoHyphens w:val="true"/>
       <w:bidi w:val="0"/>
       <w:spacing w:before="0" w:after="0"/>
       <w:jc w:val="start"/>
@@ -11100,6 +11160,7 @@
     <w:qFormat/>
     <w:pPr>
       <w:widowControl/>
+      <w:suppressAutoHyphens w:val="true"/>
       <w:bidi w:val="0"/>
       <w:spacing w:before="0" w:after="0"/>
       <w:jc w:val="start"/>
@@ -11200,6 +11261,7 @@
     <w:qFormat/>
     <w:pPr>
       <w:widowControl/>
+      <w:suppressAutoHyphens w:val="true"/>
       <w:bidi w:val="0"/>
       <w:spacing w:before="0" w:after="0"/>
       <w:jc w:val="start"/>
@@ -11232,6 +11294,7 @@
     <w:qFormat/>
     <w:pPr>
       <w:widowControl/>
+      <w:suppressAutoHyphens w:val="true"/>
       <w:bidi w:val="0"/>
       <w:spacing w:before="0" w:after="0"/>
       <w:jc w:val="start"/>
@@ -11271,6 +11334,7 @@
     <w:qFormat/>
     <w:pPr>
       <w:widowControl/>
+      <w:suppressAutoHyphens w:val="true"/>
       <w:bidi w:val="0"/>
       <w:spacing w:before="0" w:after="0"/>
       <w:jc w:val="start"/>
@@ -11291,6 +11355,7 @@
     <w:qFormat/>
     <w:pPr>
       <w:widowControl/>
+      <w:suppressAutoHyphens w:val="true"/>
       <w:bidi w:val="0"/>
       <w:spacing w:before="0" w:after="0"/>
       <w:jc w:val="start"/>
@@ -11336,6 +11401,7 @@
     <w:qFormat/>
     <w:pPr>
       <w:widowControl/>
+      <w:suppressAutoHyphens w:val="true"/>
       <w:bidi w:val="0"/>
       <w:spacing w:before="0" w:after="0"/>
       <w:jc w:val="start"/>
@@ -11357,6 +11423,7 @@
     <w:qFormat/>
     <w:pPr>
       <w:widowControl/>
+      <w:suppressAutoHyphens w:val="true"/>
       <w:bidi w:val="0"/>
       <w:spacing w:before="0" w:after="0"/>
       <w:jc w:val="start"/>
@@ -11376,6 +11443,7 @@
     <w:qFormat/>
     <w:pPr>
       <w:widowControl/>
+      <w:suppressAutoHyphens w:val="true"/>
       <w:bidi w:val="0"/>
       <w:spacing w:before="0" w:after="0"/>
       <w:jc w:val="start"/>
@@ -11395,6 +11463,7 @@
     <w:qFormat/>
     <w:pPr>
       <w:widowControl/>
+      <w:suppressAutoHyphens w:val="true"/>
       <w:bidi w:val="0"/>
       <w:spacing w:before="0" w:after="0"/>
       <w:jc w:val="start"/>
@@ -11414,6 +11483,7 @@
     <w:qFormat/>
     <w:pPr>
       <w:widowControl/>
+      <w:suppressAutoHyphens w:val="true"/>
       <w:bidi w:val="0"/>
       <w:spacing w:before="0" w:after="0"/>
       <w:jc w:val="start"/>
@@ -11448,6 +11518,7 @@
     <w:qFormat/>
     <w:pPr>
       <w:widowControl/>
+      <w:suppressAutoHyphens w:val="true"/>
       <w:bidi w:val="0"/>
       <w:spacing w:before="0" w:after="0"/>
       <w:jc w:val="start"/>
@@ -11495,6 +11566,7 @@
     <w:qFormat/>
     <w:pPr>
       <w:widowControl/>
+      <w:suppressAutoHyphens w:val="true"/>
       <w:bidi w:val="0"/>
       <w:spacing w:before="0" w:after="0"/>
       <w:jc w:val="start"/>
@@ -11514,6 +11586,7 @@
     <w:qFormat/>
     <w:pPr>
       <w:widowControl/>
+      <w:suppressAutoHyphens w:val="true"/>
       <w:bidi w:val="0"/>
       <w:spacing w:before="0" w:after="0"/>
       <w:jc w:val="start"/>
@@ -11535,6 +11608,7 @@
     <w:qFormat/>
     <w:pPr>
       <w:widowControl/>
+      <w:suppressAutoHyphens w:val="true"/>
       <w:bidi w:val="0"/>
       <w:spacing w:before="0" w:after="0"/>
       <w:jc w:val="start"/>
@@ -11555,6 +11629,7 @@
     <w:qFormat/>
     <w:pPr>
       <w:widowControl/>
+      <w:suppressAutoHyphens w:val="true"/>
       <w:bidi w:val="0"/>
       <w:spacing w:before="0" w:after="0"/>
       <w:jc w:val="start"/>
@@ -11584,6 +11659,7 @@
     <w:qFormat/>
     <w:pPr>
       <w:widowControl/>
+      <w:suppressAutoHyphens w:val="true"/>
       <w:bidi w:val="0"/>
       <w:spacing w:before="0" w:after="0"/>
       <w:jc w:val="start"/>
@@ -11674,6 +11750,7 @@
     <w:qFormat/>
     <w:pPr>
       <w:widowControl/>
+      <w:suppressAutoHyphens w:val="true"/>
       <w:bidi w:val="0"/>
       <w:spacing w:before="0" w:after="0"/>
       <w:jc w:val="start"/>
@@ -11714,6 +11791,7 @@
     <w:qFormat/>
     <w:pPr>
       <w:widowControl/>
+      <w:suppressAutoHyphens w:val="true"/>
       <w:bidi w:val="0"/>
       <w:spacing w:before="0" w:after="0"/>
       <w:jc w:val="start"/>
@@ -11741,6 +11819,7 @@
     <w:qFormat/>
     <w:pPr>
       <w:widowControl/>
+      <w:suppressAutoHyphens w:val="true"/>
       <w:bidi w:val="0"/>
       <w:spacing w:before="0" w:after="0"/>
       <w:jc w:val="start"/>
@@ -11762,6 +11841,7 @@
     <w:qFormat/>
     <w:pPr>
       <w:widowControl/>
+      <w:suppressAutoHyphens w:val="true"/>
       <w:bidi w:val="0"/>
       <w:spacing w:before="0" w:after="0"/>
       <w:jc w:val="start"/>
@@ -11783,6 +11863,7 @@
     <w:qFormat/>
     <w:pPr>
       <w:widowControl/>
+      <w:suppressAutoHyphens w:val="true"/>
       <w:bidi w:val="0"/>
       <w:spacing w:before="0" w:after="0"/>
       <w:jc w:val="start"/>
@@ -11803,6 +11884,7 @@
     <w:qFormat/>
     <w:pPr>
       <w:widowControl/>
+      <w:suppressAutoHyphens w:val="true"/>
       <w:bidi w:val="0"/>
       <w:spacing w:before="0" w:after="0"/>
       <w:jc w:val="start"/>
@@ -11832,6 +11914,7 @@
     <w:qFormat/>
     <w:pPr>
       <w:widowControl/>
+      <w:suppressAutoHyphens w:val="true"/>
       <w:bidi w:val="0"/>
       <w:spacing w:before="0" w:after="0"/>
       <w:jc w:val="start"/>
@@ -11861,6 +11944,7 @@
     <w:qFormat/>
     <w:pPr>
       <w:widowControl/>
+      <w:suppressAutoHyphens w:val="true"/>
       <w:bidi w:val="0"/>
       <w:spacing w:before="0" w:after="0"/>
       <w:jc w:val="start"/>
@@ -11890,6 +11974,7 @@
     <w:qFormat/>
     <w:pPr>
       <w:widowControl/>
+      <w:suppressAutoHyphens w:val="true"/>
       <w:bidi w:val="0"/>
       <w:spacing w:before="0" w:after="0"/>
       <w:jc w:val="start"/>
@@ -11919,6 +12004,7 @@
     <w:qFormat/>
     <w:pPr>
       <w:widowControl/>
+      <w:suppressAutoHyphens w:val="true"/>
       <w:bidi w:val="0"/>
       <w:spacing w:before="0" w:after="0"/>
       <w:jc w:val="start"/>
@@ -11950,6 +12036,7 @@
     <w:qFormat/>
     <w:pPr>
       <w:widowControl/>
+      <w:suppressAutoHyphens w:val="true"/>
       <w:bidi w:val="0"/>
       <w:spacing w:before="0" w:after="0"/>
       <w:jc w:val="start"/>
@@ -11969,6 +12056,7 @@
     <w:qFormat/>
     <w:pPr>
       <w:widowControl/>
+      <w:suppressAutoHyphens w:val="true"/>
       <w:bidi w:val="0"/>
       <w:spacing w:before="0" w:after="0"/>
       <w:jc w:val="start"/>
@@ -11988,6 +12076,7 @@
     <w:qFormat/>
     <w:pPr>
       <w:widowControl/>
+      <w:suppressAutoHyphens w:val="true"/>
       <w:bidi w:val="0"/>
       <w:spacing w:before="0" w:after="0"/>
       <w:jc w:val="start"/>
@@ -12032,6 +12121,7 @@
     <w:qFormat/>
     <w:pPr>
       <w:widowControl/>
+      <w:suppressAutoHyphens w:val="true"/>
       <w:bidi w:val="0"/>
       <w:spacing w:before="0" w:after="0"/>
       <w:jc w:val="start"/>
@@ -12066,6 +12156,7 @@
     <w:qFormat/>
     <w:pPr>
       <w:widowControl/>
+      <w:suppressAutoHyphens w:val="true"/>
       <w:bidi w:val="0"/>
       <w:spacing w:before="0" w:after="0"/>
       <w:jc w:val="start"/>
@@ -12144,6 +12235,7 @@
     <w:qFormat/>
     <w:pPr>
       <w:widowControl/>
+      <w:suppressAutoHyphens w:val="true"/>
       <w:bidi w:val="0"/>
       <w:spacing w:before="0" w:after="0"/>
       <w:jc w:val="start"/>
@@ -12196,6 +12288,7 @@
     <w:qFormat/>
     <w:pPr>
       <w:widowControl/>
+      <w:suppressAutoHyphens w:val="true"/>
       <w:bidi w:val="0"/>
       <w:spacing w:before="0" w:after="0"/>
       <w:jc w:val="start"/>
@@ -12215,6 +12308,7 @@
     <w:qFormat/>
     <w:pPr>
       <w:widowControl/>
+      <w:suppressAutoHyphens w:val="true"/>
       <w:bidi w:val="0"/>
       <w:spacing w:before="0" w:after="0"/>
       <w:jc w:val="start"/>
@@ -12234,6 +12328,7 @@
     <w:qFormat/>
     <w:pPr>
       <w:widowControl/>
+      <w:suppressAutoHyphens w:val="true"/>
       <w:bidi w:val="0"/>
       <w:spacing w:before="0" w:after="0"/>
       <w:jc w:val="start"/>
@@ -12265,6 +12360,7 @@
     <w:qFormat/>
     <w:pPr>
       <w:widowControl/>
+      <w:suppressAutoHyphens w:val="true"/>
       <w:bidi w:val="0"/>
       <w:spacing w:before="0" w:after="0"/>
       <w:jc w:val="start"/>
@@ -12319,6 +12415,7 @@
     <w:qFormat/>
     <w:pPr>
       <w:widowControl/>
+      <w:suppressAutoHyphens w:val="true"/>
       <w:bidi w:val="0"/>
       <w:spacing w:before="0" w:after="0"/>
       <w:jc w:val="start"/>
@@ -12354,6 +12451,7 @@
     <w:qFormat/>
     <w:pPr>
       <w:widowControl/>
+      <w:suppressAutoHyphens w:val="true"/>
       <w:bidi w:val="0"/>
       <w:spacing w:before="0" w:after="0"/>
       <w:jc w:val="start"/>
@@ -12374,6 +12472,7 @@
     <w:qFormat/>
     <w:pPr>
       <w:widowControl/>
+      <w:suppressAutoHyphens w:val="true"/>
       <w:bidi w:val="0"/>
       <w:spacing w:before="0" w:after="0"/>
       <w:jc w:val="start"/>
@@ -12416,6 +12515,7 @@
     <w:qFormat/>
     <w:pPr>
       <w:widowControl/>
+      <w:suppressAutoHyphens w:val="true"/>
       <w:bidi w:val="0"/>
       <w:spacing w:before="0" w:after="0"/>
       <w:jc w:val="start"/>
@@ -12437,6 +12537,7 @@
     <w:qFormat/>
     <w:pPr>
       <w:widowControl/>
+      <w:suppressAutoHyphens w:val="true"/>
       <w:bidi w:val="0"/>
       <w:spacing w:before="0" w:after="0"/>
       <w:jc w:val="start"/>
@@ -12495,6 +12596,7 @@
     <w:qFormat/>
     <w:pPr>
       <w:widowControl/>
+      <w:suppressAutoHyphens w:val="true"/>
       <w:bidi w:val="0"/>
       <w:spacing w:before="0" w:after="0"/>
       <w:jc w:val="start"/>
@@ -12558,6 +12660,7 @@
     <w:qFormat/>
     <w:pPr>
       <w:widowControl/>
+      <w:suppressAutoHyphens w:val="true"/>
       <w:bidi w:val="0"/>
       <w:spacing w:before="0" w:after="0"/>
       <w:jc w:val="start"/>
@@ -12577,6 +12680,7 @@
     <w:qFormat/>
     <w:pPr>
       <w:widowControl/>
+      <w:suppressAutoHyphens w:val="true"/>
       <w:bidi w:val="0"/>
       <w:spacing w:before="0" w:after="0"/>
       <w:jc w:val="start"/>
@@ -12638,6 +12742,7 @@
     <w:qFormat/>
     <w:pPr>
       <w:widowControl/>
+      <w:suppressAutoHyphens w:val="true"/>
       <w:bidi w:val="0"/>
       <w:spacing w:before="0" w:after="0"/>
       <w:jc w:val="both"/>
@@ -12650,6 +12755,13 @@
       <w:szCs w:val="20"/>
       <w:lang w:val="ru-RU" w:eastAsia="ru-RU" w:bidi="ar-SA"/>
     </w:rPr>
+  </w:style>
+  <w:style w:type="paragraph" w:styleId="HeaderandFooter2">
+    <w:name w:val="Header and Footer2"/>
+    <w:basedOn w:val="Normal"/>
+    <w:qFormat/>
+    <w:pPr/>
+    <w:rPr/>
   </w:style>
   <w:style w:type="paragraph" w:styleId="Footer">
     <w:name w:val="footer"/>
@@ -12670,6 +12782,7 @@
     <w:qFormat/>
     <w:pPr>
       <w:widowControl/>
+      <w:suppressAutoHyphens w:val="true"/>
       <w:bidi w:val="0"/>
       <w:spacing w:before="0" w:after="0"/>
       <w:jc w:val="start"/>
@@ -12690,6 +12803,7 @@
     <w:qFormat/>
     <w:pPr>
       <w:widowControl/>
+      <w:suppressAutoHyphens w:val="true"/>
       <w:bidi w:val="0"/>
       <w:spacing w:before="0" w:after="0"/>
       <w:jc w:val="start"/>
@@ -12746,6 +12860,7 @@
     <w:qFormat/>
     <w:pPr>
       <w:widowControl/>
+      <w:suppressAutoHyphens w:val="true"/>
       <w:bidi w:val="0"/>
       <w:spacing w:before="0" w:after="0"/>
       <w:jc w:val="start"/>
@@ -12766,6 +12881,7 @@
     <w:qFormat/>
     <w:pPr>
       <w:widowControl/>
+      <w:suppressAutoHyphens w:val="true"/>
       <w:bidi w:val="0"/>
       <w:spacing w:before="0" w:after="0"/>
       <w:jc w:val="start"/>
@@ -12786,6 +12902,7 @@
     <w:qFormat/>
     <w:pPr>
       <w:widowControl/>
+      <w:suppressAutoHyphens w:val="true"/>
       <w:bidi w:val="0"/>
       <w:spacing w:before="0" w:after="0"/>
       <w:jc w:val="start"/>
@@ -12853,6 +12970,7 @@
     <w:qFormat/>
     <w:pPr>
       <w:widowControl/>
+      <w:suppressAutoHyphens w:val="true"/>
       <w:bidi w:val="0"/>
       <w:spacing w:before="0" w:after="0"/>
       <w:jc w:val="start"/>
@@ -12875,6 +12993,7 @@
     <w:qFormat/>
     <w:pPr>
       <w:widowControl/>
+      <w:suppressAutoHyphens w:val="true"/>
       <w:bidi w:val="0"/>
       <w:spacing w:before="0" w:after="0"/>
       <w:jc w:val="start"/>
@@ -12905,6 +13024,7 @@
     <w:qFormat/>
     <w:pPr>
       <w:widowControl/>
+      <w:suppressAutoHyphens w:val="true"/>
       <w:bidi w:val="0"/>
       <w:spacing w:before="0" w:after="0"/>
       <w:jc w:val="start"/>
@@ -12925,6 +13045,7 @@
     <w:qFormat/>
     <w:pPr>
       <w:widowControl/>
+      <w:suppressAutoHyphens w:val="true"/>
       <w:bidi w:val="0"/>
       <w:spacing w:before="0" w:after="0"/>
       <w:jc w:val="start"/>
@@ -12970,6 +13091,7 @@
     <w:qFormat/>
     <w:pPr>
       <w:widowControl/>
+      <w:suppressAutoHyphens w:val="true"/>
       <w:bidi w:val="0"/>
       <w:spacing w:before="0" w:after="0"/>
       <w:jc w:val="start"/>
@@ -13001,6 +13123,7 @@
     <w:qFormat/>
     <w:pPr>
       <w:widowControl/>
+      <w:suppressAutoHyphens w:val="true"/>
       <w:bidi w:val="0"/>
       <w:spacing w:before="0" w:after="0"/>
       <w:jc w:val="start"/>
@@ -13036,6 +13159,7 @@
     <w:qFormat/>
     <w:pPr>
       <w:widowControl/>
+      <w:suppressAutoHyphens w:val="true"/>
       <w:bidi w:val="0"/>
       <w:spacing w:before="0" w:after="0"/>
       <w:jc w:val="start"/>
@@ -13108,6 +13232,7 @@
     <w:qFormat/>
     <w:pPr>
       <w:widowControl/>
+      <w:suppressAutoHyphens w:val="true"/>
       <w:bidi w:val="0"/>
       <w:spacing w:before="0" w:after="0"/>
       <w:jc w:val="start"/>
@@ -13127,6 +13252,7 @@
     <w:qFormat/>
     <w:pPr>
       <w:widowControl/>
+      <w:suppressAutoHyphens w:val="true"/>
       <w:bidi w:val="0"/>
       <w:spacing w:before="0" w:after="0"/>
       <w:jc w:val="start"/>
@@ -13167,6 +13293,7 @@
     <w:qFormat/>
     <w:pPr>
       <w:widowControl/>
+      <w:suppressAutoHyphens w:val="true"/>
       <w:bidi w:val="0"/>
       <w:spacing w:before="0" w:after="0"/>
       <w:jc w:val="start"/>
@@ -13196,6 +13323,7 @@
     <w:qFormat/>
     <w:pPr>
       <w:widowControl/>
+      <w:suppressAutoHyphens w:val="true"/>
       <w:bidi w:val="0"/>
       <w:spacing w:before="0" w:after="0"/>
       <w:jc w:val="start"/>
@@ -13225,6 +13353,7 @@
     <w:qFormat/>
     <w:pPr>
       <w:widowControl/>
+      <w:suppressAutoHyphens w:val="true"/>
       <w:bidi w:val="0"/>
       <w:spacing w:before="0" w:after="0"/>
       <w:jc w:val="start"/>
@@ -13256,6 +13385,7 @@
     <w:qFormat/>
     <w:pPr>
       <w:widowControl/>
+      <w:suppressAutoHyphens w:val="true"/>
       <w:bidi w:val="0"/>
       <w:spacing w:before="0" w:after="0"/>
       <w:jc w:val="start"/>
@@ -13276,6 +13406,7 @@
     <w:qFormat/>
     <w:pPr>
       <w:widowControl/>
+      <w:suppressAutoHyphens w:val="true"/>
       <w:bidi w:val="0"/>
       <w:spacing w:before="0" w:after="0"/>
       <w:jc w:val="start"/>
@@ -13305,6 +13436,7 @@
     <w:qFormat/>
     <w:pPr>
       <w:widowControl/>
+      <w:suppressAutoHyphens w:val="true"/>
       <w:bidi w:val="0"/>
       <w:spacing w:before="0" w:after="0"/>
       <w:jc w:val="start"/>
@@ -13325,6 +13457,7 @@
     <w:qFormat/>
     <w:pPr>
       <w:widowControl/>
+      <w:suppressAutoHyphens w:val="true"/>
       <w:bidi w:val="0"/>
       <w:spacing w:before="0" w:after="0"/>
       <w:jc w:val="start"/>
@@ -13377,6 +13510,7 @@
     <w:qFormat/>
     <w:pPr>
       <w:widowControl/>
+      <w:suppressAutoHyphens w:val="true"/>
       <w:bidi w:val="0"/>
       <w:spacing w:before="0" w:after="0"/>
       <w:jc w:val="start"/>
@@ -13415,6 +13549,7 @@
     <w:qFormat/>
     <w:pPr>
       <w:widowControl/>
+      <w:suppressAutoHyphens w:val="true"/>
       <w:bidi w:val="0"/>
       <w:spacing w:before="0" w:after="0"/>
       <w:jc w:val="start"/>
@@ -13434,6 +13569,7 @@
     <w:qFormat/>
     <w:pPr>
       <w:widowControl/>
+      <w:suppressAutoHyphens w:val="true"/>
       <w:bidi w:val="0"/>
       <w:spacing w:before="0" w:after="0"/>
       <w:jc w:val="start"/>
@@ -13454,6 +13590,7 @@
     <w:qFormat/>
     <w:pPr>
       <w:widowControl/>
+      <w:suppressAutoHyphens w:val="true"/>
       <w:bidi w:val="0"/>
       <w:spacing w:before="0" w:after="0"/>
       <w:jc w:val="start"/>
@@ -13498,6 +13635,7 @@
     <w:qFormat/>
     <w:pPr>
       <w:widowControl/>
+      <w:suppressAutoHyphens w:val="true"/>
       <w:bidi w:val="0"/>
       <w:spacing w:before="0" w:after="0"/>
       <w:jc w:val="start"/>
@@ -13540,6 +13678,7 @@
     <w:qFormat/>
     <w:pPr>
       <w:widowControl/>
+      <w:suppressAutoHyphens w:val="true"/>
       <w:bidi w:val="0"/>
       <w:spacing w:before="0" w:after="0"/>
       <w:jc w:val="start"/>
@@ -13560,6 +13699,7 @@
     <w:qFormat/>
     <w:pPr>
       <w:widowControl/>
+      <w:suppressAutoHyphens w:val="true"/>
       <w:bidi w:val="0"/>
       <w:spacing w:before="0" w:after="0"/>
       <w:jc w:val="start"/>
@@ -13580,6 +13720,7 @@
     <w:qFormat/>
     <w:pPr>
       <w:widowControl/>
+      <w:suppressAutoHyphens w:val="true"/>
       <w:bidi w:val="0"/>
       <w:spacing w:before="0" w:after="0"/>
       <w:jc w:val="start"/>
@@ -13601,6 +13742,7 @@
     <w:qFormat/>
     <w:pPr>
       <w:widowControl/>
+      <w:suppressAutoHyphens w:val="true"/>
       <w:bidi w:val="0"/>
       <w:spacing w:before="0" w:after="0"/>
       <w:jc w:val="start"/>
@@ -13643,6 +13785,7 @@
     <w:qFormat/>
     <w:pPr>
       <w:widowControl/>
+      <w:suppressAutoHyphens w:val="true"/>
       <w:bidi w:val="0"/>
       <w:spacing w:before="0" w:after="0"/>
       <w:jc w:val="start"/>
@@ -13673,6 +13816,7 @@
     <w:qFormat/>
     <w:pPr>
       <w:widowControl/>
+      <w:suppressAutoHyphens w:val="true"/>
       <w:bidi w:val="0"/>
       <w:spacing w:before="0" w:after="0"/>
       <w:jc w:val="start"/>
@@ -13705,6 +13849,7 @@
     <w:qFormat/>
     <w:pPr>
       <w:widowControl/>
+      <w:suppressAutoHyphens w:val="true"/>
       <w:bidi w:val="0"/>
       <w:spacing w:before="0" w:after="0"/>
       <w:jc w:val="start"/>
@@ -13755,6 +13900,7 @@
     <w:qFormat/>
     <w:pPr>
       <w:widowControl/>
+      <w:suppressAutoHyphens w:val="true"/>
       <w:bidi w:val="0"/>
       <w:spacing w:before="0" w:after="0"/>
       <w:jc w:val="start"/>
@@ -13795,6 +13941,7 @@
     <w:qFormat/>
     <w:pPr>
       <w:widowControl/>
+      <w:suppressAutoHyphens w:val="true"/>
       <w:bidi w:val="0"/>
       <w:spacing w:before="0" w:after="0"/>
       <w:jc w:val="start"/>
@@ -13814,6 +13961,7 @@
     <w:qFormat/>
     <w:pPr>
       <w:widowControl/>
+      <w:suppressAutoHyphens w:val="true"/>
       <w:bidi w:val="0"/>
       <w:spacing w:before="0" w:after="0"/>
       <w:jc w:val="start"/>
@@ -13851,6 +13999,7 @@
     <w:qFormat/>
     <w:pPr>
       <w:widowControl/>
+      <w:suppressAutoHyphens w:val="true"/>
       <w:bidi w:val="0"/>
       <w:spacing w:before="0" w:after="0"/>
       <w:jc w:val="start"/>
@@ -13910,6 +14059,7 @@
     <w:qFormat/>
     <w:pPr>
       <w:widowControl/>
+      <w:suppressAutoHyphens w:val="true"/>
       <w:bidi w:val="0"/>
       <w:spacing w:before="0" w:after="0"/>
       <w:jc w:val="start"/>
@@ -13951,6 +14101,7 @@
     <w:qFormat/>
     <w:pPr>
       <w:widowControl/>
+      <w:suppressAutoHyphens w:val="true"/>
       <w:bidi w:val="0"/>
       <w:spacing w:before="0" w:after="0"/>
       <w:jc w:val="start"/>
@@ -13979,6 +14130,7 @@
     <w:qFormat/>
     <w:pPr>
       <w:widowControl/>
+      <w:suppressAutoHyphens w:val="true"/>
       <w:bidi w:val="0"/>
       <w:spacing w:before="0" w:after="0"/>
       <w:jc w:val="start"/>
@@ -13998,6 +14150,7 @@
     <w:qFormat/>
     <w:pPr>
       <w:widowControl/>
+      <w:suppressAutoHyphens w:val="true"/>
       <w:bidi w:val="0"/>
       <w:spacing w:before="0" w:after="0"/>
       <w:jc w:val="start"/>
@@ -14052,6 +14205,7 @@
     <w:qFormat/>
     <w:pPr>
       <w:widowControl/>
+      <w:suppressAutoHyphens w:val="true"/>
       <w:bidi w:val="0"/>
       <w:spacing w:before="0" w:after="0"/>
       <w:jc w:val="start"/>
@@ -14126,6 +14280,7 @@
     <w:qFormat/>
     <w:pPr>
       <w:widowControl/>
+      <w:suppressAutoHyphens w:val="true"/>
       <w:bidi w:val="0"/>
       <w:spacing w:before="0" w:after="0"/>
       <w:jc w:val="start"/>
@@ -14161,6 +14316,7 @@
     <w:qFormat/>
     <w:pPr>
       <w:widowControl/>
+      <w:suppressAutoHyphens w:val="true"/>
       <w:bidi w:val="0"/>
       <w:spacing w:before="0" w:after="0"/>
       <w:jc w:val="start"/>
@@ -14190,6 +14346,7 @@
     <w:qFormat/>
     <w:pPr>
       <w:widowControl/>
+      <w:suppressAutoHyphens w:val="true"/>
       <w:bidi w:val="0"/>
       <w:spacing w:before="0" w:after="0"/>
       <w:jc w:val="start"/>
@@ -14209,6 +14366,7 @@
     <w:qFormat/>
     <w:pPr>
       <w:widowControl/>
+      <w:suppressAutoHyphens w:val="true"/>
       <w:bidi w:val="0"/>
       <w:spacing w:before="0" w:after="0"/>
       <w:jc w:val="start"/>
@@ -14229,6 +14387,7 @@
     <w:qFormat/>
     <w:pPr>
       <w:widowControl/>
+      <w:suppressAutoHyphens w:val="true"/>
       <w:bidi w:val="0"/>
       <w:spacing w:before="0" w:after="0"/>
       <w:jc w:val="start"/>
@@ -14250,6 +14409,7 @@
     <w:qFormat/>
     <w:pPr>
       <w:widowControl/>
+      <w:suppressAutoHyphens w:val="true"/>
       <w:bidi w:val="0"/>
       <w:spacing w:before="0" w:after="0"/>
       <w:jc w:val="start"/>
@@ -14313,6 +14473,7 @@
     <w:qFormat/>
     <w:pPr>
       <w:widowControl/>
+      <w:suppressAutoHyphens w:val="true"/>
       <w:bidi w:val="0"/>
       <w:spacing w:before="0" w:after="0"/>
       <w:jc w:val="start"/>
@@ -14333,6 +14494,7 @@
     <w:qFormat/>
     <w:pPr>
       <w:widowControl/>
+      <w:suppressAutoHyphens w:val="true"/>
       <w:bidi w:val="0"/>
       <w:spacing w:before="0" w:after="0"/>
       <w:jc w:val="start"/>
@@ -14354,6 +14516,7 @@
     <w:qFormat/>
     <w:pPr>
       <w:widowControl/>
+      <w:suppressAutoHyphens w:val="true"/>
       <w:bidi w:val="0"/>
       <w:spacing w:before="0" w:after="0"/>
       <w:jc w:val="start"/>
@@ -14374,6 +14537,7 @@
     <w:qFormat/>
     <w:pPr>
       <w:widowControl/>
+      <w:suppressAutoHyphens w:val="true"/>
       <w:bidi w:val="0"/>
       <w:spacing w:before="0" w:after="0"/>
       <w:jc w:val="start"/>
@@ -14395,6 +14559,7 @@
     <w:qFormat/>
     <w:pPr>
       <w:widowControl/>
+      <w:suppressAutoHyphens w:val="true"/>
       <w:bidi w:val="0"/>
       <w:spacing w:before="0" w:after="0"/>
       <w:jc w:val="start"/>
@@ -14425,6 +14590,7 @@
     <w:qFormat/>
     <w:pPr>
       <w:widowControl/>
+      <w:suppressAutoHyphens w:val="true"/>
       <w:bidi w:val="0"/>
       <w:spacing w:before="0" w:after="0"/>
       <w:jc w:val="start"/>
@@ -14456,6 +14622,7 @@
     <w:qFormat/>
     <w:pPr>
       <w:widowControl/>
+      <w:suppressAutoHyphens w:val="true"/>
       <w:bidi w:val="0"/>
       <w:spacing w:before="0" w:after="0"/>
       <w:jc w:val="start"/>
@@ -14477,6 +14644,7 @@
     <w:qFormat/>
     <w:pPr>
       <w:widowControl/>
+      <w:suppressAutoHyphens w:val="true"/>
       <w:bidi w:val="0"/>
       <w:spacing w:before="0" w:after="0"/>
       <w:jc w:val="start"/>
@@ -14507,6 +14675,7 @@
     <w:qFormat/>
     <w:pPr>
       <w:widowControl/>
+      <w:suppressAutoHyphens w:val="true"/>
       <w:bidi w:val="0"/>
       <w:spacing w:before="0" w:after="0"/>
       <w:jc w:val="start"/>
@@ -14527,6 +14696,7 @@
     <w:qFormat/>
     <w:pPr>
       <w:widowControl/>
+      <w:suppressAutoHyphens w:val="true"/>
       <w:bidi w:val="0"/>
       <w:spacing w:before="0" w:after="0"/>
       <w:jc w:val="start"/>
@@ -14586,6 +14756,7 @@
     <w:qFormat/>
     <w:pPr>
       <w:widowControl/>
+      <w:suppressAutoHyphens w:val="true"/>
       <w:bidi w:val="0"/>
       <w:spacing w:before="0" w:after="0"/>
       <w:jc w:val="start"/>
@@ -14619,6 +14790,7 @@
     <w:qFormat/>
     <w:pPr>
       <w:widowControl/>
+      <w:suppressAutoHyphens w:val="true"/>
       <w:bidi w:val="0"/>
       <w:spacing w:before="0" w:after="0"/>
       <w:jc w:val="start"/>
@@ -14656,6 +14828,7 @@
     <w:qFormat/>
     <w:pPr>
       <w:widowControl/>
+      <w:suppressAutoHyphens w:val="true"/>
       <w:bidi w:val="0"/>
       <w:spacing w:before="0" w:after="0"/>
       <w:jc w:val="start"/>
@@ -14675,6 +14848,7 @@
     <w:qFormat/>
     <w:pPr>
       <w:widowControl/>
+      <w:suppressAutoHyphens w:val="true"/>
       <w:bidi w:val="0"/>
       <w:spacing w:before="0" w:after="0"/>
       <w:jc w:val="start"/>
@@ -14706,6 +14880,7 @@
     <w:qFormat/>
     <w:pPr>
       <w:widowControl/>
+      <w:suppressAutoHyphens w:val="true"/>
       <w:bidi w:val="0"/>
       <w:spacing w:before="0" w:after="0"/>
       <w:jc w:val="start"/>
@@ -14735,6 +14910,7 @@
     <w:qFormat/>
     <w:pPr>
       <w:widowControl/>
+      <w:suppressAutoHyphens w:val="true"/>
       <w:bidi w:val="0"/>
       <w:spacing w:before="0" w:after="0"/>
       <w:jc w:val="start"/>
@@ -14755,6 +14931,7 @@
     <w:qFormat/>
     <w:pPr>
       <w:widowControl/>
+      <w:suppressAutoHyphens w:val="true"/>
       <w:bidi w:val="0"/>
       <w:spacing w:before="0" w:after="0"/>
       <w:jc w:val="start"/>
@@ -14774,6 +14951,7 @@
     <w:qFormat/>
     <w:pPr>
       <w:widowControl/>
+      <w:suppressAutoHyphens w:val="true"/>
       <w:bidi w:val="0"/>
       <w:spacing w:before="0" w:after="0"/>
       <w:jc w:val="start"/>
@@ -14793,6 +14971,7 @@
     <w:qFormat/>
     <w:pPr>
       <w:widowControl/>
+      <w:suppressAutoHyphens w:val="true"/>
       <w:bidi w:val="0"/>
       <w:spacing w:before="0" w:after="0"/>
       <w:jc w:val="start"/>
@@ -14822,6 +15001,7 @@
     <w:qFormat/>
     <w:pPr>
       <w:widowControl/>
+      <w:suppressAutoHyphens w:val="true"/>
       <w:bidi w:val="0"/>
       <w:spacing w:before="0" w:after="0"/>
       <w:jc w:val="start"/>
@@ -14851,6 +15031,7 @@
     <w:qFormat/>
     <w:pPr>
       <w:widowControl/>
+      <w:suppressAutoHyphens w:val="true"/>
       <w:bidi w:val="0"/>
       <w:spacing w:before="0" w:after="0"/>
       <w:jc w:val="start"/>
@@ -14870,6 +15051,7 @@
     <w:qFormat/>
     <w:pPr>
       <w:widowControl/>
+      <w:suppressAutoHyphens w:val="true"/>
       <w:bidi w:val="0"/>
       <w:spacing w:before="0" w:after="0"/>
       <w:jc w:val="start"/>
@@ -14890,6 +15072,7 @@
     <w:qFormat/>
     <w:pPr>
       <w:widowControl/>
+      <w:suppressAutoHyphens w:val="true"/>
       <w:bidi w:val="0"/>
       <w:spacing w:before="0" w:after="0"/>
       <w:jc w:val="start"/>
@@ -14909,6 +15092,7 @@
     <w:qFormat/>
     <w:pPr>
       <w:widowControl/>
+      <w:suppressAutoHyphens w:val="true"/>
       <w:bidi w:val="0"/>
       <w:spacing w:before="0" w:after="0"/>
       <w:jc w:val="start"/>
@@ -14929,6 +15113,7 @@
     <w:qFormat/>
     <w:pPr>
       <w:widowControl/>
+      <w:suppressAutoHyphens w:val="true"/>
       <w:bidi w:val="0"/>
       <w:spacing w:before="0" w:after="0"/>
       <w:jc w:val="start"/>
@@ -14949,6 +15134,7 @@
     <w:qFormat/>
     <w:pPr>
       <w:widowControl/>
+      <w:suppressAutoHyphens w:val="true"/>
       <w:bidi w:val="0"/>
       <w:spacing w:before="0" w:after="0"/>
       <w:jc w:val="start"/>
@@ -14969,6 +15155,7 @@
     <w:qFormat/>
     <w:pPr>
       <w:widowControl/>
+      <w:suppressAutoHyphens w:val="true"/>
       <w:bidi w:val="0"/>
       <w:spacing w:before="0" w:after="0"/>
       <w:jc w:val="start"/>
@@ -14988,6 +15175,7 @@
     <w:qFormat/>
     <w:pPr>
       <w:widowControl/>
+      <w:suppressAutoHyphens w:val="true"/>
       <w:bidi w:val="0"/>
       <w:spacing w:before="0" w:after="0"/>
       <w:jc w:val="start"/>
@@ -15008,6 +15196,7 @@
     <w:qFormat/>
     <w:pPr>
       <w:widowControl/>
+      <w:suppressAutoHyphens w:val="true"/>
       <w:bidi w:val="0"/>
       <w:spacing w:before="0" w:after="0"/>
       <w:jc w:val="start"/>
@@ -15029,6 +15218,7 @@
     <w:qFormat/>
     <w:pPr>
       <w:widowControl/>
+      <w:suppressAutoHyphens w:val="true"/>
       <w:bidi w:val="0"/>
       <w:spacing w:before="0" w:after="0"/>
       <w:jc w:val="start"/>
@@ -15049,6 +15239,7 @@
     <w:qFormat/>
     <w:pPr>
       <w:widowControl/>
+      <w:suppressAutoHyphens w:val="true"/>
       <w:bidi w:val="0"/>
       <w:spacing w:before="0" w:after="0"/>
       <w:jc w:val="start"/>
@@ -15111,6 +15302,7 @@
     <w:qFormat/>
     <w:pPr>
       <w:widowControl/>
+      <w:suppressAutoHyphens w:val="true"/>
       <w:bidi w:val="0"/>
       <w:spacing w:before="0" w:after="0"/>
       <w:jc w:val="start"/>
@@ -15147,6 +15339,7 @@
     <w:qFormat/>
     <w:pPr>
       <w:widowControl/>
+      <w:suppressAutoHyphens w:val="true"/>
       <w:bidi w:val="0"/>
       <w:spacing w:before="0" w:after="0"/>
       <w:jc w:val="start"/>
@@ -15168,6 +15361,7 @@
     <w:qFormat/>
     <w:pPr>
       <w:widowControl/>
+      <w:suppressAutoHyphens w:val="true"/>
       <w:bidi w:val="0"/>
       <w:spacing w:before="0" w:after="0"/>
       <w:jc w:val="start"/>
@@ -15215,6 +15409,7 @@
     <w:qFormat/>
     <w:pPr>
       <w:widowControl/>
+      <w:suppressAutoHyphens w:val="true"/>
       <w:bidi w:val="0"/>
       <w:spacing w:before="0" w:after="0"/>
       <w:jc w:val="start"/>
@@ -15236,6 +15431,7 @@
     <w:qFormat/>
     <w:pPr>
       <w:widowControl/>
+      <w:suppressAutoHyphens w:val="true"/>
       <w:bidi w:val="0"/>
       <w:spacing w:before="0" w:after="0"/>
       <w:jc w:val="start"/>
@@ -15275,6 +15471,7 @@
     <w:qFormat/>
     <w:pPr>
       <w:widowControl/>
+      <w:suppressAutoHyphens w:val="true"/>
       <w:bidi w:val="0"/>
       <w:spacing w:before="0" w:after="0"/>
       <w:jc w:val="start"/>
@@ -15295,6 +15492,7 @@
     <w:uiPriority w:val="39"/>
     <w:pPr>
       <w:widowControl/>
+      <w:suppressAutoHyphens w:val="true"/>
       <w:bidi w:val="0"/>
       <w:spacing w:before="0" w:after="0"/>
       <w:ind w:start="1600"/>
@@ -15315,6 +15513,7 @@
     <w:qFormat/>
     <w:pPr>
       <w:widowControl/>
+      <w:suppressAutoHyphens w:val="true"/>
       <w:bidi w:val="0"/>
       <w:spacing w:before="0" w:after="0"/>
       <w:jc w:val="start"/>
@@ -15374,6 +15573,7 @@
     <w:qFormat/>
     <w:pPr>
       <w:widowControl/>
+      <w:suppressAutoHyphens w:val="true"/>
       <w:bidi w:val="0"/>
       <w:spacing w:before="0" w:after="0"/>
       <w:jc w:val="start"/>
@@ -15409,6 +15609,7 @@
     <w:qFormat/>
     <w:pPr>
       <w:widowControl/>
+      <w:suppressAutoHyphens w:val="true"/>
       <w:bidi w:val="0"/>
       <w:spacing w:before="0" w:after="0"/>
       <w:jc w:val="start"/>
@@ -15497,6 +15698,7 @@
     <w:qFormat/>
     <w:pPr>
       <w:widowControl/>
+      <w:suppressAutoHyphens w:val="true"/>
       <w:bidi w:val="0"/>
       <w:spacing w:before="0" w:after="0"/>
       <w:jc w:val="start"/>
@@ -15516,6 +15718,7 @@
     <w:qFormat/>
     <w:pPr>
       <w:widowControl/>
+      <w:suppressAutoHyphens w:val="true"/>
       <w:bidi w:val="0"/>
       <w:spacing w:before="0" w:after="0"/>
       <w:jc w:val="start"/>
@@ -15637,6 +15840,7 @@
     <w:qFormat/>
     <w:pPr>
       <w:widowControl/>
+      <w:suppressAutoHyphens w:val="true"/>
       <w:bidi w:val="0"/>
       <w:spacing w:before="0" w:after="0"/>
       <w:jc w:val="start"/>
@@ -15666,6 +15870,7 @@
     <w:qFormat/>
     <w:pPr>
       <w:widowControl/>
+      <w:suppressAutoHyphens w:val="true"/>
       <w:bidi w:val="0"/>
       <w:spacing w:before="0" w:after="0"/>
       <w:jc w:val="start"/>
@@ -15685,6 +15890,7 @@
     <w:qFormat/>
     <w:pPr>
       <w:widowControl/>
+      <w:suppressAutoHyphens w:val="true"/>
       <w:bidi w:val="0"/>
       <w:spacing w:before="0" w:after="0"/>
       <w:jc w:val="start"/>
@@ -15706,6 +15912,7 @@
     <w:qFormat/>
     <w:pPr>
       <w:widowControl/>
+      <w:suppressAutoHyphens w:val="true"/>
       <w:bidi w:val="0"/>
       <w:spacing w:before="0" w:after="0"/>
       <w:jc w:val="start"/>
@@ -15736,6 +15943,7 @@
     <w:qFormat/>
     <w:pPr>
       <w:widowControl/>
+      <w:suppressAutoHyphens w:val="true"/>
       <w:bidi w:val="0"/>
       <w:spacing w:before="0" w:after="0"/>
       <w:jc w:val="start"/>
@@ -15780,6 +15988,7 @@
     <w:qFormat/>
     <w:pPr>
       <w:widowControl/>
+      <w:suppressAutoHyphens w:val="true"/>
       <w:bidi w:val="0"/>
       <w:spacing w:before="0" w:after="0"/>
       <w:jc w:val="start"/>
@@ -15830,6 +16039,7 @@
     <w:qFormat/>
     <w:pPr>
       <w:widowControl/>
+      <w:suppressAutoHyphens w:val="true"/>
       <w:bidi w:val="0"/>
       <w:spacing w:before="0" w:after="0"/>
       <w:jc w:val="start"/>
@@ -15851,6 +16061,7 @@
     <w:qFormat/>
     <w:pPr>
       <w:widowControl/>
+      <w:suppressAutoHyphens w:val="true"/>
       <w:bidi w:val="0"/>
       <w:spacing w:before="0" w:after="0"/>
       <w:jc w:val="start"/>
@@ -15881,6 +16092,7 @@
     <w:qFormat/>
     <w:pPr>
       <w:widowControl/>
+      <w:suppressAutoHyphens w:val="true"/>
       <w:bidi w:val="0"/>
       <w:spacing w:before="0" w:after="0"/>
       <w:jc w:val="start"/>
@@ -15927,6 +16139,7 @@
     <w:qFormat/>
     <w:pPr>
       <w:widowControl/>
+      <w:suppressAutoHyphens w:val="true"/>
       <w:bidi w:val="0"/>
       <w:spacing w:before="0" w:after="0"/>
       <w:jc w:val="start"/>
@@ -15974,6 +16187,7 @@
     <w:qFormat/>
     <w:pPr>
       <w:widowControl/>
+      <w:suppressAutoHyphens w:val="true"/>
       <w:bidi w:val="0"/>
       <w:spacing w:before="0" w:after="0"/>
       <w:jc w:val="start"/>
@@ -15993,6 +16207,7 @@
     <w:qFormat/>
     <w:pPr>
       <w:widowControl/>
+      <w:suppressAutoHyphens w:val="true"/>
       <w:bidi w:val="0"/>
       <w:spacing w:before="0" w:after="0"/>
       <w:jc w:val="start"/>
@@ -16012,6 +16227,7 @@
     <w:qFormat/>
     <w:pPr>
       <w:widowControl/>
+      <w:suppressAutoHyphens w:val="true"/>
       <w:bidi w:val="0"/>
       <w:spacing w:before="0" w:after="0"/>
       <w:jc w:val="start"/>
@@ -16033,6 +16249,7 @@
     <w:qFormat/>
     <w:pPr>
       <w:widowControl/>
+      <w:suppressAutoHyphens w:val="true"/>
       <w:bidi w:val="0"/>
       <w:spacing w:before="0" w:after="0"/>
       <w:jc w:val="start"/>
@@ -16082,6 +16299,7 @@
     <w:qFormat/>
     <w:pPr>
       <w:widowControl/>
+      <w:suppressAutoHyphens w:val="true"/>
       <w:bidi w:val="0"/>
       <w:spacing w:before="0" w:after="0"/>
       <w:jc w:val="start"/>
@@ -16129,6 +16347,7 @@
     <w:qFormat/>
     <w:pPr>
       <w:widowControl/>
+      <w:suppressAutoHyphens w:val="true"/>
       <w:bidi w:val="0"/>
       <w:spacing w:before="0" w:after="0"/>
       <w:jc w:val="start"/>
@@ -16148,6 +16367,7 @@
     <w:qFormat/>
     <w:pPr>
       <w:widowControl/>
+      <w:suppressAutoHyphens w:val="true"/>
       <w:bidi w:val="0"/>
       <w:spacing w:before="0" w:after="0"/>
       <w:jc w:val="start"/>
@@ -16189,6 +16409,7 @@
     <w:qFormat/>
     <w:pPr>
       <w:widowControl w:val="false"/>
+      <w:suppressAutoHyphens w:val="true"/>
       <w:bidi w:val="0"/>
       <w:spacing w:before="0" w:after="0"/>
       <w:jc w:val="start"/>
@@ -16208,6 +16429,7 @@
     <w:qFormat/>
     <w:pPr>
       <w:widowControl/>
+      <w:suppressAutoHyphens w:val="true"/>
       <w:bidi w:val="0"/>
       <w:spacing w:before="0" w:after="0"/>
       <w:jc w:val="start"/>
@@ -16227,6 +16449,7 @@
     <w:qFormat/>
     <w:pPr>
       <w:widowControl/>
+      <w:suppressAutoHyphens w:val="true"/>
       <w:bidi w:val="0"/>
       <w:spacing w:before="0" w:after="0"/>
       <w:jc w:val="start"/>
@@ -16262,6 +16485,7 @@
     <w:qFormat/>
     <w:pPr>
       <w:widowControl/>
+      <w:suppressAutoHyphens w:val="true"/>
       <w:bidi w:val="0"/>
       <w:spacing w:before="0" w:after="0"/>
       <w:jc w:val="start"/>
@@ -16293,6 +16517,7 @@
     <w:qFormat/>
     <w:pPr>
       <w:widowControl/>
+      <w:suppressAutoHyphens w:val="true"/>
       <w:bidi w:val="0"/>
       <w:spacing w:before="0" w:after="0"/>
       <w:jc w:val="start"/>
@@ -16313,6 +16538,7 @@
     <w:qFormat/>
     <w:pPr>
       <w:widowControl/>
+      <w:suppressAutoHyphens w:val="true"/>
       <w:bidi w:val="0"/>
       <w:spacing w:before="0" w:after="0"/>
       <w:jc w:val="start"/>
@@ -16333,6 +16559,7 @@
     <w:qFormat/>
     <w:pPr>
       <w:widowControl/>
+      <w:suppressAutoHyphens w:val="true"/>
       <w:bidi w:val="0"/>
       <w:spacing w:before="0" w:after="0"/>
       <w:jc w:val="start"/>
@@ -16352,6 +16579,7 @@
     <w:qFormat/>
     <w:pPr>
       <w:widowControl/>
+      <w:suppressAutoHyphens w:val="true"/>
       <w:bidi w:val="0"/>
       <w:spacing w:before="0" w:after="0"/>
       <w:jc w:val="start"/>
@@ -16372,6 +16600,7 @@
     <w:qFormat/>
     <w:pPr>
       <w:widowControl/>
+      <w:suppressAutoHyphens w:val="true"/>
       <w:bidi w:val="0"/>
       <w:spacing w:before="0" w:after="0"/>
       <w:jc w:val="start"/>
@@ -16405,6 +16634,7 @@
     <w:qFormat/>
     <w:pPr>
       <w:widowControl/>
+      <w:suppressAutoHyphens w:val="true"/>
       <w:bidi w:val="0"/>
       <w:spacing w:before="0" w:after="0"/>
       <w:jc w:val="start"/>
@@ -16472,6 +16702,7 @@
     <w:qFormat/>
     <w:pPr>
       <w:widowControl/>
+      <w:suppressAutoHyphens w:val="true"/>
       <w:bidi w:val="0"/>
       <w:spacing w:before="0" w:after="0"/>
       <w:jc w:val="start"/>
@@ -16493,6 +16724,7 @@
     <w:qFormat/>
     <w:pPr>
       <w:widowControl/>
+      <w:suppressAutoHyphens w:val="true"/>
       <w:bidi w:val="0"/>
       <w:spacing w:before="0" w:after="0"/>
       <w:jc w:val="start"/>
@@ -16512,6 +16744,7 @@
     <w:qFormat/>
     <w:pPr>
       <w:widowControl/>
+      <w:suppressAutoHyphens w:val="true"/>
       <w:bidi w:val="0"/>
       <w:spacing w:before="0" w:after="0"/>
       <w:jc w:val="start"/>
@@ -16562,6 +16795,7 @@
     <w:qFormat/>
     <w:pPr>
       <w:widowControl/>
+      <w:suppressAutoHyphens w:val="true"/>
       <w:bidi w:val="0"/>
       <w:spacing w:before="0" w:after="0"/>
       <w:jc w:val="start"/>
@@ -16617,6 +16851,7 @@
     <w:qFormat/>
     <w:pPr>
       <w:widowControl/>
+      <w:suppressAutoHyphens w:val="true"/>
       <w:bidi w:val="0"/>
       <w:spacing w:before="0" w:after="0"/>
       <w:jc w:val="start"/>
@@ -16636,6 +16871,7 @@
     <w:qFormat/>
     <w:pPr>
       <w:widowControl/>
+      <w:suppressAutoHyphens w:val="true"/>
       <w:bidi w:val="0"/>
       <w:spacing w:before="0" w:after="0"/>
       <w:jc w:val="start"/>
@@ -16680,6 +16916,7 @@
     <w:qFormat/>
     <w:pPr>
       <w:widowControl/>
+      <w:suppressAutoHyphens w:val="true"/>
       <w:bidi w:val="0"/>
       <w:spacing w:before="0" w:after="0"/>
       <w:jc w:val="start"/>
@@ -16699,6 +16936,7 @@
     <w:qFormat/>
     <w:pPr>
       <w:widowControl/>
+      <w:suppressAutoHyphens w:val="true"/>
       <w:bidi w:val="0"/>
       <w:spacing w:before="0" w:after="0"/>
       <w:jc w:val="start"/>
@@ -16736,6 +16974,7 @@
     <w:qFormat/>
     <w:pPr>
       <w:widowControl/>
+      <w:suppressAutoHyphens w:val="true"/>
       <w:bidi w:val="0"/>
       <w:spacing w:before="0" w:after="0"/>
       <w:jc w:val="start"/>
@@ -16756,6 +16995,7 @@
     <w:qFormat/>
     <w:pPr>
       <w:widowControl/>
+      <w:suppressAutoHyphens w:val="true"/>
       <w:bidi w:val="0"/>
       <w:spacing w:before="0" w:after="0"/>
       <w:jc w:val="start"/>
@@ -16793,6 +17033,7 @@
     <w:qFormat/>
     <w:pPr>
       <w:widowControl/>
+      <w:suppressAutoHyphens w:val="true"/>
       <w:bidi w:val="0"/>
       <w:spacing w:before="0" w:after="0"/>
       <w:jc w:val="start"/>
@@ -16815,6 +17056,7 @@
     <w:qFormat/>
     <w:pPr>
       <w:widowControl/>
+      <w:suppressAutoHyphens w:val="true"/>
       <w:bidi w:val="0"/>
       <w:spacing w:before="0" w:after="0"/>
       <w:jc w:val="start"/>
@@ -16835,6 +17077,7 @@
     <w:qFormat/>
     <w:pPr>
       <w:widowControl/>
+      <w:suppressAutoHyphens w:val="true"/>
       <w:bidi w:val="0"/>
       <w:spacing w:before="0" w:after="0"/>
       <w:jc w:val="start"/>
@@ -16855,6 +17098,7 @@
     <w:qFormat/>
     <w:pPr>
       <w:widowControl/>
+      <w:suppressAutoHyphens w:val="true"/>
       <w:bidi w:val="0"/>
       <w:spacing w:before="0" w:after="0"/>
       <w:jc w:val="start"/>
@@ -16889,6 +17133,7 @@
     <w:qFormat/>
     <w:pPr>
       <w:widowControl/>
+      <w:suppressAutoHyphens w:val="true"/>
       <w:bidi w:val="0"/>
       <w:spacing w:before="0" w:after="0"/>
       <w:jc w:val="start"/>
@@ -16928,6 +17173,7 @@
     <w:qFormat/>
     <w:pPr>
       <w:widowControl/>
+      <w:suppressAutoHyphens w:val="true"/>
       <w:bidi w:val="0"/>
       <w:spacing w:before="0" w:after="0"/>
       <w:jc w:val="start"/>
@@ -16961,6 +17207,7 @@
     <w:qFormat/>
     <w:pPr>
       <w:widowControl/>
+      <w:suppressAutoHyphens w:val="true"/>
       <w:bidi w:val="0"/>
       <w:spacing w:before="0" w:after="0"/>
       <w:jc w:val="start"/>
@@ -17023,6 +17270,7 @@
     <w:qFormat/>
     <w:pPr>
       <w:widowControl/>
+      <w:suppressAutoHyphens w:val="true"/>
       <w:bidi w:val="0"/>
       <w:spacing w:before="0" w:after="0"/>
       <w:jc w:val="start"/>
@@ -17067,6 +17315,7 @@
     <w:qFormat/>
     <w:pPr>
       <w:widowControl/>
+      <w:suppressAutoHyphens w:val="true"/>
       <w:bidi w:val="0"/>
       <w:spacing w:before="0" w:after="0"/>
       <w:jc w:val="start"/>
@@ -17086,6 +17335,7 @@
     <w:qFormat/>
     <w:pPr>
       <w:widowControl/>
+      <w:suppressAutoHyphens w:val="true"/>
       <w:bidi w:val="0"/>
       <w:spacing w:before="0" w:after="0"/>
       <w:jc w:val="start"/>
@@ -17105,6 +17355,7 @@
     <w:qFormat/>
     <w:pPr>
       <w:widowControl/>
+      <w:suppressAutoHyphens w:val="true"/>
       <w:bidi w:val="0"/>
       <w:spacing w:before="0" w:after="0"/>
       <w:jc w:val="start"/>
@@ -17135,6 +17386,7 @@
     <w:qFormat/>
     <w:pPr>
       <w:widowControl/>
+      <w:suppressAutoHyphens w:val="true"/>
       <w:bidi w:val="0"/>
       <w:spacing w:before="0" w:after="0"/>
       <w:jc w:val="start"/>
@@ -17159,6 +17411,7 @@
     <w:qFormat/>
     <w:pPr>
       <w:widowControl/>
+      <w:suppressAutoHyphens w:val="true"/>
       <w:bidi w:val="0"/>
       <w:spacing w:before="0" w:after="0"/>
       <w:jc w:val="both"/>
@@ -17179,6 +17432,7 @@
     <w:qFormat/>
     <w:pPr>
       <w:widowControl/>
+      <w:suppressAutoHyphens w:val="true"/>
       <w:bidi w:val="0"/>
       <w:spacing w:before="0" w:after="0"/>
       <w:jc w:val="start"/>
@@ -17216,6 +17470,7 @@
     <w:qFormat/>
     <w:pPr>
       <w:widowControl/>
+      <w:suppressAutoHyphens w:val="true"/>
       <w:bidi w:val="0"/>
       <w:spacing w:before="0" w:after="0"/>
       <w:jc w:val="start"/>
@@ -17235,6 +17490,7 @@
     <w:qFormat/>
     <w:pPr>
       <w:widowControl/>
+      <w:suppressAutoHyphens w:val="true"/>
       <w:bidi w:val="0"/>
       <w:spacing w:before="0" w:after="0"/>
       <w:jc w:val="start"/>
@@ -17254,6 +17510,7 @@
     <w:qFormat/>
     <w:pPr>
       <w:widowControl/>
+      <w:suppressAutoHyphens w:val="true"/>
       <w:bidi w:val="0"/>
       <w:spacing w:before="0" w:after="0"/>
       <w:jc w:val="start"/>
@@ -17315,6 +17572,7 @@
     <w:qFormat/>
     <w:pPr>
       <w:widowControl/>
+      <w:suppressAutoHyphens w:val="true"/>
       <w:bidi w:val="0"/>
       <w:spacing w:before="0" w:after="0"/>
       <w:jc w:val="start"/>
@@ -17366,6 +17624,7 @@
     <w:qFormat/>
     <w:pPr>
       <w:widowControl/>
+      <w:suppressAutoHyphens w:val="true"/>
       <w:bidi w:val="0"/>
       <w:spacing w:before="0" w:after="0"/>
       <w:jc w:val="start"/>
@@ -17429,6 +17688,7 @@
     <w:qFormat/>
     <w:pPr>
       <w:widowControl/>
+      <w:suppressAutoHyphens w:val="true"/>
       <w:bidi w:val="0"/>
       <w:spacing w:before="0" w:after="0"/>
       <w:jc w:val="start"/>
@@ -17463,6 +17723,7 @@
     <w:qFormat/>
     <w:pPr>
       <w:widowControl/>
+      <w:suppressAutoHyphens w:val="true"/>
       <w:bidi w:val="0"/>
       <w:spacing w:before="567" w:after="567"/>
       <w:jc w:val="center"/>
@@ -17494,6 +17755,7 @@
     <w:qFormat/>
     <w:pPr>
       <w:widowControl/>
+      <w:suppressAutoHyphens w:val="true"/>
       <w:bidi w:val="0"/>
       <w:spacing w:before="0" w:after="0"/>
       <w:jc w:val="start"/>
@@ -17514,6 +17776,7 @@
     <w:qFormat/>
     <w:pPr>
       <w:widowControl/>
+      <w:suppressAutoHyphens w:val="true"/>
       <w:bidi w:val="0"/>
       <w:spacing w:before="0" w:after="0"/>
       <w:jc w:val="start"/>
@@ -17560,6 +17823,7 @@
     <w:qFormat/>
     <w:pPr>
       <w:widowControl/>
+      <w:suppressAutoHyphens w:val="true"/>
       <w:bidi w:val="0"/>
       <w:spacing w:before="0" w:after="0"/>
       <w:jc w:val="start"/>
@@ -17592,6 +17856,7 @@
     <w:qFormat/>
     <w:pPr>
       <w:widowControl/>
+      <w:suppressAutoHyphens w:val="true"/>
       <w:bidi w:val="0"/>
       <w:spacing w:before="0" w:after="0"/>
       <w:jc w:val="start"/>
@@ -17669,6 +17934,7 @@
     <w:qFormat/>
     <w:pPr>
       <w:widowControl/>
+      <w:suppressAutoHyphens w:val="true"/>
       <w:bidi w:val="0"/>
       <w:spacing w:before="0" w:after="0"/>
       <w:jc w:val="start"/>
@@ -17710,6 +17976,7 @@
     <w:qFormat/>
     <w:pPr>
       <w:widowControl/>
+      <w:suppressAutoHyphens w:val="true"/>
       <w:bidi w:val="0"/>
       <w:spacing w:before="0" w:after="0"/>
       <w:jc w:val="start"/>
@@ -17758,6 +18025,7 @@
     <w:qFormat/>
     <w:pPr>
       <w:widowControl/>
+      <w:suppressAutoHyphens w:val="true"/>
       <w:bidi w:val="0"/>
       <w:spacing w:before="0" w:after="0"/>
       <w:jc w:val="start"/>
@@ -17777,6 +18045,7 @@
     <w:qFormat/>
     <w:pPr>
       <w:widowControl/>
+      <w:suppressAutoHyphens w:val="true"/>
       <w:bidi w:val="0"/>
       <w:spacing w:before="0" w:after="0"/>
       <w:jc w:val="start"/>
@@ -17798,6 +18067,7 @@
     <w:qFormat/>
     <w:pPr>
       <w:widowControl/>
+      <w:suppressAutoHyphens w:val="true"/>
       <w:bidi w:val="0"/>
       <w:spacing w:before="0" w:after="0"/>
       <w:jc w:val="start"/>
@@ -17819,6 +18089,7 @@
     <w:qFormat/>
     <w:pPr>
       <w:widowControl/>
+      <w:suppressAutoHyphens w:val="true"/>
       <w:bidi w:val="0"/>
       <w:spacing w:before="0" w:after="0"/>
       <w:jc w:val="start"/>
@@ -17838,6 +18109,7 @@
     <w:qFormat/>
     <w:pPr>
       <w:widowControl/>
+      <w:suppressAutoHyphens w:val="true"/>
       <w:bidi w:val="0"/>
       <w:spacing w:before="0" w:after="0"/>
       <w:jc w:val="start"/>
@@ -17859,6 +18131,7 @@
     <w:qFormat/>
     <w:pPr>
       <w:widowControl/>
+      <w:suppressAutoHyphens w:val="true"/>
       <w:bidi w:val="0"/>
       <w:spacing w:before="0" w:after="0"/>
       <w:jc w:val="start"/>
@@ -17880,6 +18153,7 @@
     <w:qFormat/>
     <w:pPr>
       <w:widowControl/>
+      <w:suppressAutoHyphens w:val="true"/>
       <w:bidi w:val="0"/>
       <w:spacing w:before="0" w:after="0"/>
       <w:jc w:val="start"/>
@@ -17951,6 +18225,7 @@
     <w:qFormat/>
     <w:pPr>
       <w:widowControl/>
+      <w:suppressAutoHyphens w:val="true"/>
       <w:bidi w:val="0"/>
       <w:spacing w:before="0" w:after="0"/>
       <w:jc w:val="start"/>
@@ -17981,6 +18256,7 @@
     <w:qFormat/>
     <w:pPr>
       <w:widowControl/>
+      <w:suppressAutoHyphens w:val="true"/>
       <w:bidi w:val="0"/>
       <w:spacing w:before="0" w:after="0"/>
       <w:jc w:val="start"/>
@@ -18022,6 +18298,7 @@
     <w:qFormat/>
     <w:pPr>
       <w:widowControl/>
+      <w:suppressAutoHyphens w:val="true"/>
       <w:bidi w:val="0"/>
       <w:spacing w:before="0" w:after="0"/>
       <w:jc w:val="start"/>
@@ -18121,7 +18398,6 @@
     <w:pPr>
       <w:spacing w:after="200" w:line="276" w:lineRule="auto"/>
     </w:pPr>
-    <w:rPr/>
     <w:tblPr>
       <w:tblBorders>
         <w:top w:val="single" w:color="000000" w:sz="12" w:space="0"/>
@@ -18185,7 +18461,6 @@
     <w:pPr>
       <w:spacing w:after="200" w:line="276" w:lineRule="auto"/>
     </w:pPr>
-    <w:rPr/>
     <w:tblPr>
       <w:tblBorders>
         <w:top w:val="single" w:color="000000" w:sz="4" w:space="0"/>
@@ -18203,7 +18478,6 @@
     <w:pPr>
       <w:spacing w:after="200" w:line="276" w:lineRule="auto"/>
     </w:pPr>
-    <w:rPr/>
     <w:tblPr>
       <w:tblBorders>
         <w:top w:val="single" w:color="000000" w:sz="12" w:space="0"/>
@@ -18281,7 +18555,6 @@
     <w:pPr>
       <w:spacing w:after="200" w:line="276" w:lineRule="auto"/>
     </w:pPr>
-    <w:rPr/>
     <w:tblPr>
       <w:tblBorders>
         <w:top w:val="single" w:color="000000" w:sz="4" w:space="0"/>

--- a/docs/02-users-and-requirements.docx
+++ b/docs/02-users-and-requirements.docx
@@ -960,7 +960,11 @@
                 <w:szCs w:val="24"/>
                 <w:lang w:val="ru-RU" w:eastAsia="ru-RU" w:bidi="ar-SA"/>
               </w:rPr>
-              <w:t>Входит в систему; просматривает все записи и общее расписание мастеров; создаёт, изменяет и отменяет записи от имени клиента (например, при обращении по телефону); ведёт каталог услуг и их стоимость; управляет расписанием мастеров; управляет сведениями о клиентах.</w:t>
+              <w:t xml:space="preserve">Входит в систему; просматривает все записи и общее расписание мастеров; создаёт, изменяет и отменяет записи от имени клиента (например, при обращении по телефону); ведёт каталог услуг и их стоимость; управляет расписанием мастеров; управляет сведениями о клиентах; </w:t>
+            </w:r>
+            <w:r>
+              <w:rPr/>
+              <w:t>отмечает состоявшиеся визиты.</w:t>
             </w:r>
           </w:p>
         </w:tc>
@@ -1532,6 +1536,30 @@
           <w:szCs w:val="28"/>
         </w:rPr>
         <w:t xml:space="preserve">Администратор должен иметь возможность создавать, изменять и отменять запись от имени клиента. </w:t>
+      </w:r>
+    </w:p>
+    <w:p>
+      <w:pPr>
+        <w:pStyle w:val="ListParagraph"/>
+        <w:numPr>
+          <w:ilvl w:val="0"/>
+          <w:numId w:val="3"/>
+        </w:numPr>
+        <w:spacing w:lineRule="auto" w:line="360" w:before="60" w:after="60"/>
+        <w:ind w:firstLine="708" w:start="0"/>
+        <w:contextualSpacing/>
+        <w:jc w:val="both"/>
+        <w:rPr>
+          <w:sz w:val="28"/>
+          <w:szCs w:val="28"/>
+        </w:rPr>
+      </w:pPr>
+      <w:r>
+        <w:rPr>
+          <w:sz w:val="28"/>
+          <w:szCs w:val="28"/>
+        </w:rPr>
+        <w:t>Администратор должен иметь возможность отметить запись как состоявшуюся (статус «Завершена») после визита клиента.</w:t>
       </w:r>
     </w:p>
     <w:p>
@@ -5740,16 +5768,16 @@
       <w:sz w:val="24"/>
     </w:rPr>
   </w:style>
+  <w:style w:type="character" w:styleId="FootnoteCharacters">
+    <w:name w:val="Footnote Characters"/>
+    <w:link w:val="125"/>
+    <w:qFormat/>
+    <w:rPr>
+      <w:vertAlign w:val="superscript"/>
+    </w:rPr>
+  </w:style>
   <w:style w:type="character" w:styleId="FootnoteCharactersuser">
     <w:name w:val="Footnote Characters (user)"/>
-    <w:link w:val="125"/>
-    <w:qFormat/>
-    <w:rPr>
-      <w:vertAlign w:val="superscript"/>
-    </w:rPr>
-  </w:style>
-  <w:style w:type="character" w:styleId="FootnoteCharacters">
-    <w:name w:val="Footnote Characters"/>
     <w:qFormat/>
     <w:rPr>
       <w:vertAlign w:val="superscript"/>
@@ -5914,16 +5942,16 @@
       <w:sz w:val="24"/>
     </w:rPr>
   </w:style>
+  <w:style w:type="character" w:styleId="EndnoteCharacters">
+    <w:name w:val="Endnote Characters"/>
+    <w:link w:val="126"/>
+    <w:qFormat/>
+    <w:rPr>
+      <w:vertAlign w:val="superscript"/>
+    </w:rPr>
+  </w:style>
   <w:style w:type="character" w:styleId="EndnoteCharactersuser">
     <w:name w:val="Endnote Characters (user)"/>
-    <w:link w:val="126"/>
-    <w:qFormat/>
-    <w:rPr>
-      <w:vertAlign w:val="superscript"/>
-    </w:rPr>
-  </w:style>
-  <w:style w:type="character" w:styleId="EndnoteCharacters">
-    <w:name w:val="Endnote Characters"/>
     <w:qFormat/>
     <w:rPr>
       <w:vertAlign w:val="superscript"/>
@@ -12758,6 +12786,13 @@
   </w:style>
   <w:style w:type="paragraph" w:styleId="HeaderandFooter2">
     <w:name w:val="Header and Footer2"/>
+    <w:basedOn w:val="Normal"/>
+    <w:qFormat/>
+    <w:pPr/>
+    <w:rPr/>
+  </w:style>
+  <w:style w:type="paragraph" w:styleId="HeaderandFooter3">
+    <w:name w:val="Header and Footer3"/>
     <w:basedOn w:val="Normal"/>
     <w:qFormat/>
     <w:pPr/>
